--- a/Screenshots/Screenshots.docx
+++ b/Screenshots/Screenshots.docx
@@ -3,41 +3,25 @@
 <w:document xmlns:wpc="http://schemas.microsoft.com/office/word/2010/wordprocessingCanvas" xmlns:cx="http://schemas.microsoft.com/office/drawing/2014/chartex" xmlns:cx1="http://schemas.microsoft.com/office/drawing/2015/9/8/chartex" xmlns:cx2="http://schemas.microsoft.com/office/drawing/2015/10/21/chartex" xmlns:cx3="http://schemas.microsoft.com/office/drawing/2016/5/9/chartex" xmlns:cx4="http://schemas.microsoft.com/office/drawing/2016/5/10/chartex" xmlns:cx5="http://schemas.microsoft.com/office/drawing/2016/5/11/chartex" xmlns:cx6="http://schemas.microsoft.com/office/drawing/2016/5/12/chartex" xmlns:cx7="http://schemas.microsoft.com/office/drawing/2016/5/13/chartex" xmlns:cx8="http://schemas.microsoft.com/office/drawing/2016/5/14/chartex" xmlns:mc="http://schemas.openxmlformats.org/markup-compatibility/2006" xmlns:aink="http://schemas.microsoft.com/office/drawing/2016/ink" xmlns:am3d="http://schemas.microsoft.com/office/drawing/2017/model3d" xmlns:o="urn:schemas-microsoft-com:office:office" xmlns:oel="http://schemas.microsoft.com/office/2019/extlst" xmlns:r="http://schemas.openxmlformats.org/officeDocument/2006/relationships" xmlns:m="http://schemas.openxmlformats.org/officeDocument/2006/math" xmlns:v="urn:schemas-microsoft-com:vml" xmlns:wp14="http://schemas.microsoft.com/office/word/2010/wordprocessingDrawing" xmlns:wp="http://schemas.openxmlformats.org/drawingml/2006/wordprocessingDrawing" xmlns:w10="urn:schemas-microsoft-com:office:word" xmlns:w="http://schemas.openxmlformats.org/wordprocessingml/2006/main" xmlns:w14="http://schemas.microsoft.com/office/word/2010/wordml" xmlns:w15="http://schemas.microsoft.com/office/word/2012/wordml" xmlns:w16cex="http://schemas.microsoft.com/office/word/2018/wordml/cex" xmlns:w16cid="http://schemas.microsoft.com/office/word/2016/wordml/cid" xmlns:w16="http://schemas.microsoft.com/office/word/2018/wordml" xmlns:w16du="http://schemas.microsoft.com/office/word/2023/wordml/word16du" xmlns:w16sdtdh="http://schemas.microsoft.com/office/word/2020/wordml/sdtdatahash" xmlns:w16sdtfl="http://schemas.microsoft.com/office/word/2024/wordml/sdtformatlock" xmlns:w16se="http://schemas.microsoft.com/office/word/2015/wordml/symex" xmlns:wpg="http://schemas.microsoft.com/office/word/2010/wordprocessingGroup" xmlns:wpi="http://schemas.microsoft.com/office/word/2010/wordprocessingInk" xmlns:wne="http://schemas.microsoft.com/office/word/2006/wordml" xmlns:wps="http://schemas.microsoft.com/office/word/2010/wordprocessingShape" mc:Ignorable="w14 w15 w16se w16cid w16 w16cex w16sdtdh w16sdtfl w16du wp14">
   <w:body>
     <w:p>
+      <w:pPr>
+        <w:pBdr>
+          <w:bottom w:val="double" w:sz="6" w:space="1" w:color="auto"/>
+        </w:pBdr>
+      </w:pPr>
       <w:r>
         <w:t>Note – I tested multiple times, and the context was retrieved only from one file. Post multiple ingestions, I realized that the other file was a scanned PDF :D</w:t>
       </w:r>
     </w:p>
     <w:p>
       <w:r>
-        <w:t>==================================================================</w:t>
-      </w:r>
-    </w:p>
-    <w:p>
-      <w:r>
-        <w:t xml:space="preserve">You: how can companies ensure that their overtime policy is as per </w:t>
-      </w:r>
-      <w:proofErr w:type="spellStart"/>
-      <w:r>
-        <w:t>teh</w:t>
-      </w:r>
-      <w:proofErr w:type="spellEnd"/>
-      <w:r>
-        <w:t xml:space="preserve"> </w:t>
-      </w:r>
-      <w:proofErr w:type="spellStart"/>
-      <w:r>
-        <w:t>ghuidelines</w:t>
-      </w:r>
-      <w:proofErr w:type="spellEnd"/>
-      <w:r>
         <w:rPr>
           <w:noProof/>
         </w:rPr>
         <w:drawing>
-          <wp:inline distT="0" distB="0" distL="0" distR="0" wp14:anchorId="5F078058" wp14:editId="2B3CD1AD">
-            <wp:extent cx="5731510" cy="3549650"/>
+          <wp:inline distT="0" distB="0" distL="0" distR="0" wp14:anchorId="68CF7E6E" wp14:editId="3A6EA127">
+            <wp:extent cx="5731510" cy="3034030"/>
             <wp:effectExtent l="0" t="0" r="2540" b="0"/>
-            <wp:docPr id="1468126452" name="Picture 1"/>
+            <wp:docPr id="1360849182" name="Picture 1"/>
             <wp:cNvGraphicFramePr>
               <a:graphicFrameLocks xmlns:a="http://schemas.openxmlformats.org/drawingml/2006/main" noChangeAspect="1"/>
             </wp:cNvGraphicFramePr>
@@ -45,7 +29,7 @@
               <a:graphicData uri="http://schemas.openxmlformats.org/drawingml/2006/picture">
                 <pic:pic xmlns:pic="http://schemas.openxmlformats.org/drawingml/2006/picture">
                   <pic:nvPicPr>
-                    <pic:cNvPr id="1468126452" name=""/>
+                    <pic:cNvPr id="1360849182" name=""/>
                     <pic:cNvPicPr/>
                   </pic:nvPicPr>
                   <pic:blipFill>
@@ -57,7 +41,7 @@
                   <pic:spPr>
                     <a:xfrm>
                       <a:off x="0" y="0"/>
-                      <a:ext cx="5731510" cy="3549650"/>
+                      <a:ext cx="5731510" cy="3034030"/>
                     </a:xfrm>
                     <a:prstGeom prst="rect">
                       <a:avLst/>
@@ -77,10 +61,10 @@
           <w:noProof/>
         </w:rPr>
         <w:drawing>
-          <wp:inline distT="0" distB="0" distL="0" distR="0" wp14:anchorId="679A3ED3" wp14:editId="720BA16B">
-            <wp:extent cx="5731510" cy="2551430"/>
-            <wp:effectExtent l="0" t="0" r="2540" b="1270"/>
-            <wp:docPr id="1985782209" name="Picture 1"/>
+          <wp:inline distT="0" distB="0" distL="0" distR="0" wp14:anchorId="5D689AC9" wp14:editId="0DF512EC">
+            <wp:extent cx="5731510" cy="3619500"/>
+            <wp:effectExtent l="0" t="0" r="2540" b="0"/>
+            <wp:docPr id="2016792314" name="Picture 1"/>
             <wp:cNvGraphicFramePr>
               <a:graphicFrameLocks xmlns:a="http://schemas.openxmlformats.org/drawingml/2006/main" noChangeAspect="1"/>
             </wp:cNvGraphicFramePr>
@@ -88,7 +72,7 @@
               <a:graphicData uri="http://schemas.openxmlformats.org/drawingml/2006/picture">
                 <pic:pic xmlns:pic="http://schemas.openxmlformats.org/drawingml/2006/picture">
                   <pic:nvPicPr>
-                    <pic:cNvPr id="1985782209" name=""/>
+                    <pic:cNvPr id="2016792314" name=""/>
                     <pic:cNvPicPr/>
                   </pic:nvPicPr>
                   <pic:blipFill>
@@ -100,57 +84,7 @@
                   <pic:spPr>
                     <a:xfrm>
                       <a:off x="0" y="0"/>
-                      <a:ext cx="5731510" cy="2551430"/>
-                    </a:xfrm>
-                    <a:prstGeom prst="rect">
-                      <a:avLst/>
-                    </a:prstGeom>
-                  </pic:spPr>
-                </pic:pic>
-              </a:graphicData>
-            </a:graphic>
-          </wp:inline>
-        </w:drawing>
-      </w:r>
-    </w:p>
-    <w:p/>
-    <w:p>
-      <w:r>
-        <w:t>Is there any policy related to Drug free workplace??</w:t>
-      </w:r>
-    </w:p>
-    <w:p/>
-    <w:p>
-      <w:r>
-        <w:rPr>
-          <w:noProof/>
-        </w:rPr>
-        <w:lastRenderedPageBreak/>
-        <w:drawing>
-          <wp:inline distT="0" distB="0" distL="0" distR="0" wp14:anchorId="44526843" wp14:editId="3C593D5D">
-            <wp:extent cx="5731510" cy="2301240"/>
-            <wp:effectExtent l="0" t="0" r="2540" b="3810"/>
-            <wp:docPr id="890715566" name="Picture 1"/>
-            <wp:cNvGraphicFramePr>
-              <a:graphicFrameLocks xmlns:a="http://schemas.openxmlformats.org/drawingml/2006/main" noChangeAspect="1"/>
-            </wp:cNvGraphicFramePr>
-            <a:graphic xmlns:a="http://schemas.openxmlformats.org/drawingml/2006/main">
-              <a:graphicData uri="http://schemas.openxmlformats.org/drawingml/2006/picture">
-                <pic:pic xmlns:pic="http://schemas.openxmlformats.org/drawingml/2006/picture">
-                  <pic:nvPicPr>
-                    <pic:cNvPr id="890715566" name=""/>
-                    <pic:cNvPicPr/>
-                  </pic:nvPicPr>
-                  <pic:blipFill>
-                    <a:blip r:embed="rId6"/>
-                    <a:stretch>
-                      <a:fillRect/>
-                    </a:stretch>
-                  </pic:blipFill>
-                  <pic:spPr>
-                    <a:xfrm>
-                      <a:off x="0" y="0"/>
-                      <a:ext cx="5731510" cy="2301240"/>
+                      <a:ext cx="5731510" cy="3619500"/>
                     </a:xfrm>
                     <a:prstGeom prst="rect">
                       <a:avLst/>
@@ -169,11 +103,12 @@
         <w:rPr>
           <w:noProof/>
         </w:rPr>
+        <w:lastRenderedPageBreak/>
         <w:drawing>
-          <wp:inline distT="0" distB="0" distL="0" distR="0" wp14:anchorId="161A74E5" wp14:editId="202C0A42">
-            <wp:extent cx="5731510" cy="3802380"/>
-            <wp:effectExtent l="0" t="0" r="2540" b="7620"/>
-            <wp:docPr id="1118251100" name="Picture 1"/>
+          <wp:inline distT="0" distB="0" distL="0" distR="0" wp14:anchorId="7921F3B2" wp14:editId="17264CE3">
+            <wp:extent cx="5731510" cy="2813685"/>
+            <wp:effectExtent l="0" t="0" r="2540" b="5715"/>
+            <wp:docPr id="1523961145" name="Picture 1"/>
             <wp:cNvGraphicFramePr>
               <a:graphicFrameLocks xmlns:a="http://schemas.openxmlformats.org/drawingml/2006/main" noChangeAspect="1"/>
             </wp:cNvGraphicFramePr>
@@ -181,11 +116,11 @@
               <a:graphicData uri="http://schemas.openxmlformats.org/drawingml/2006/picture">
                 <pic:pic xmlns:pic="http://schemas.openxmlformats.org/drawingml/2006/picture">
                   <pic:nvPicPr>
-                    <pic:cNvPr id="1118251100" name=""/>
+                    <pic:cNvPr id="1523961145" name=""/>
                     <pic:cNvPicPr/>
                   </pic:nvPicPr>
                   <pic:blipFill>
-                    <a:blip r:embed="rId7"/>
+                    <a:blip r:embed="rId6"/>
                     <a:stretch>
                       <a:fillRect/>
                     </a:stretch>
@@ -193,7 +128,7 @@
                   <pic:spPr>
                     <a:xfrm>
                       <a:off x="0" y="0"/>
-                      <a:ext cx="5731510" cy="3802380"/>
+                      <a:ext cx="5731510" cy="2813685"/>
                     </a:xfrm>
                     <a:prstGeom prst="rect">
                       <a:avLst/>
@@ -207,7 +142,45 @@
       </w:r>
     </w:p>
     <w:p/>
-    <w:p/>
+    <w:p>
+      <w:r>
+        <w:drawing>
+          <wp:inline distT="0" distB="0" distL="0" distR="0" wp14:anchorId="075AD4A8" wp14:editId="213E5076">
+            <wp:extent cx="5731510" cy="3215005"/>
+            <wp:effectExtent l="0" t="0" r="2540" b="4445"/>
+            <wp:docPr id="1318457915" name="Picture 1"/>
+            <wp:cNvGraphicFramePr>
+              <a:graphicFrameLocks xmlns:a="http://schemas.openxmlformats.org/drawingml/2006/main" noChangeAspect="1"/>
+            </wp:cNvGraphicFramePr>
+            <a:graphic xmlns:a="http://schemas.openxmlformats.org/drawingml/2006/main">
+              <a:graphicData uri="http://schemas.openxmlformats.org/drawingml/2006/picture">
+                <pic:pic xmlns:pic="http://schemas.openxmlformats.org/drawingml/2006/picture">
+                  <pic:nvPicPr>
+                    <pic:cNvPr id="1318457915" name=""/>
+                    <pic:cNvPicPr/>
+                  </pic:nvPicPr>
+                  <pic:blipFill>
+                    <a:blip r:embed="rId7"/>
+                    <a:stretch>
+                      <a:fillRect/>
+                    </a:stretch>
+                  </pic:blipFill>
+                  <pic:spPr>
+                    <a:xfrm>
+                      <a:off x="0" y="0"/>
+                      <a:ext cx="5731510" cy="3215005"/>
+                    </a:xfrm>
+                    <a:prstGeom prst="rect">
+                      <a:avLst/>
+                    </a:prstGeom>
+                  </pic:spPr>
+                </pic:pic>
+              </a:graphicData>
+            </a:graphic>
+          </wp:inline>
+        </w:drawing>
+      </w:r>
+    </w:p>
     <w:sectPr>
       <w:pgSz w:w="11906" w:h="16838"/>
       <w:pgMar w:top="1440" w:right="1440" w:bottom="1440" w:left="1440" w:header="708" w:footer="708" w:gutter="0"/>
